--- a/wellness-business-plan/operations/KOWA_SAUNA法人契約_スターターパック.docx
+++ b/wellness-business-plan/operations/KOWA_SAUNA法人契約_スターターパック.docx
@@ -52,7 +52,7 @@
           <w:b w:val="0"/>
           <w:sz w:val="21"/>
         </w:rPr>
-        <w:t>版: 2026年8月版(初版)</w:t>
+        <w:t>版: 2026年8月版(第2版・顧問税理士確認反映)</w:t>
       </w:r>
     </w:p>
     <w:p>
@@ -133,7 +133,7 @@
           <w:color w:val="555555"/>
           <w:sz w:val="19"/>
         </w:rPr>
-        <w:t>特定の役員のみが利用する場合は当該役員への給与として課税される</w:t>
+        <w:t>当社顧問税理士の確認済み</w:t>
       </w:r>
       <w:r>
         <w:rPr>
@@ -142,7 +142,58 @@
           <w:color w:val="555555"/>
           <w:sz w:val="19"/>
         </w:rPr>
-        <w:t>可能性があります(詳細は契約書冒頭注記・FAQ参照)。</w:t>
+        <w:t>(2026年7月・1-2-2「顧問税理士確認の結果」参照)。</w:t>
+      </w:r>
+      <w:r>
+        <w:rPr>
+          <w:rFonts w:ascii="Yu Gothic" w:hAnsi="Yu Gothic" w:eastAsia="Yu Gothic"/>
+          <w:b/>
+          <w:color w:val="555555"/>
+          <w:sz w:val="19"/>
+        </w:rPr>
+        <w:t>特定の役員・特定の従業員のみが利用する場合は給与として課税されるリスク</w:t>
+      </w:r>
+      <w:r>
+        <w:rPr>
+          <w:rFonts w:ascii="Yu Gothic" w:hAnsi="Yu Gothic" w:eastAsia="Yu Gothic"/>
+          <w:b w:val="0"/>
+          <w:color w:val="555555"/>
+          <w:sz w:val="19"/>
+        </w:rPr>
+        <w:t>があります(税理士回答でも同旨)。</w:t>
+      </w:r>
+    </w:p>
+    <w:p>
+      <w:pPr>
+        <w:spacing w:after="40"/>
+        <w:ind w:left="283"/>
+      </w:pPr>
+      <w:r>
+        <w:rPr>
+          <w:rFonts w:ascii="Yu Gothic" w:hAnsi="Yu Gothic" w:eastAsia="Yu Gothic"/>
+          <w:b w:val="0"/>
+          <w:color w:val="555555"/>
+          <w:sz w:val="19"/>
+        </w:rPr>
+        <w:t>※社会保険の取扱い(現物給与の評価)は税法と基準が異なるため、</w:t>
+      </w:r>
+      <w:r>
+        <w:rPr>
+          <w:rFonts w:ascii="Yu Gothic" w:hAnsi="Yu Gothic" w:eastAsia="Yu Gothic"/>
+          <w:b/>
+          <w:color w:val="555555"/>
+          <w:sz w:val="19"/>
+        </w:rPr>
+        <w:t>社労士に確認中</w:t>
+      </w:r>
+      <w:r>
+        <w:rPr>
+          <w:rFonts w:ascii="Yu Gothic" w:hAnsi="Yu Gothic" w:eastAsia="Yu Gothic"/>
+          <w:b w:val="0"/>
+          <w:color w:val="555555"/>
+          <w:sz w:val="19"/>
+        </w:rPr>
+        <w:t>。確認完了までは顧客への説明は「税務上の整理」と明示して行うこと。</w:t>
       </w:r>
     </w:p>
     <w:p>
@@ -1130,7 +1181,576 @@
           <w:color w:val="555555"/>
           <w:sz w:val="19"/>
         </w:rPr>
-        <w:t>が福利厚生費整理の実務上の柱になります(最終判断は顧問税理士へ)。</w:t>
+        <w:t>が福利厚生費整理の実務上の柱になります。</w:t>
+      </w:r>
+    </w:p>
+    <w:p>
+      <w:pPr>
+        <w:spacing w:before="120" w:after="20"/>
+      </w:pPr>
+      <w:r>
+        <w:rPr>
+          <w:rFonts w:ascii="Yu Gothic" w:hAnsi="Yu Gothic" w:eastAsia="Yu Gothic"/>
+          <w:b/>
+          <w:color w:val="2E7D32"/>
+          <w:sz w:val="22"/>
+        </w:rPr>
+        <w:t>■ 1-2-2. 顧問税理士確認の結果(2026年7月・鈴木千弘税理士事務所)</w:t>
+      </w:r>
+    </w:p>
+    <w:tbl>
+      <w:tblPr>
+        <w:tblStyle w:val="LightGrid-Accent1"/>
+        <w:tblW w:type="auto" w:w="0"/>
+        <w:jc w:val="center"/>
+        <w:tblLook w:firstColumn="1" w:firstRow="1" w:lastColumn="0" w:lastRow="0" w:noHBand="0" w:noVBand="1" w:val="04A0"/>
+      </w:tblPr>
+      <w:tblGrid>
+        <w:gridCol w:w="2880"/>
+        <w:gridCol w:w="2880"/>
+        <w:gridCol w:w="2880"/>
+      </w:tblGrid>
+      <w:tr>
+        <w:tc>
+          <w:tcPr>
+            <w:tcW w:type="dxa" w:w="2880"/>
+          </w:tcPr>
+          <w:p>
+            <w:r/>
+            <w:r>
+              <w:rPr>
+                <w:rFonts w:ascii="Yu Gothic" w:hAnsi="Yu Gothic" w:eastAsia="Yu Gothic"/>
+                <w:b/>
+                <w:sz w:val="18"/>
+              </w:rPr>
+              <w:t>論点</w:t>
+            </w:r>
+          </w:p>
+        </w:tc>
+        <w:tc>
+          <w:tcPr>
+            <w:tcW w:type="dxa" w:w="2880"/>
+          </w:tcPr>
+          <w:p>
+            <w:r/>
+            <w:r>
+              <w:rPr>
+                <w:rFonts w:ascii="Yu Gothic" w:hAnsi="Yu Gothic" w:eastAsia="Yu Gothic"/>
+                <w:b/>
+                <w:sz w:val="18"/>
+              </w:rPr>
+              <w:t>税理士回答の要旨</w:t>
+            </w:r>
+          </w:p>
+        </w:tc>
+        <w:tc>
+          <w:tcPr>
+            <w:tcW w:type="dxa" w:w="2880"/>
+          </w:tcPr>
+          <w:p>
+            <w:r/>
+            <w:r>
+              <w:rPr>
+                <w:rFonts w:ascii="Yu Gothic" w:hAnsi="Yu Gothic" w:eastAsia="Yu Gothic"/>
+                <w:b/>
+                <w:sz w:val="18"/>
+              </w:rPr>
+              <w:t>本パックへの反映</w:t>
+            </w:r>
+          </w:p>
+        </w:tc>
+      </w:tr>
+      <w:tr>
+        <w:tc>
+          <w:tcPr>
+            <w:tcW w:type="dxa" w:w="2880"/>
+          </w:tcPr>
+          <w:p>
+            <w:r/>
+            <w:r>
+              <w:rPr>
+                <w:rFonts w:ascii="Yu Gothic" w:hAnsi="Yu Gothic" w:eastAsia="Yu Gothic"/>
+                <w:b w:val="0"/>
+                <w:sz w:val="17"/>
+              </w:rPr>
+              <w:t>レジャークラブ該当性</w:t>
+            </w:r>
+          </w:p>
+        </w:tc>
+        <w:tc>
+          <w:tcPr>
+            <w:tcW w:type="dxa" w:w="2880"/>
+          </w:tcPr>
+          <w:p>
+            <w:r/>
+            <w:r>
+              <w:rPr>
+                <w:rFonts w:ascii="Yu Gothic" w:hAnsi="Yu Gothic" w:eastAsia="Yu Gothic"/>
+                <w:b w:val="0"/>
+                <w:sz w:val="17"/>
+              </w:rPr>
+              <w:t>会員制のプライベートサウナは「レジャークラブ(その他レジャー施設)」に該当。会員制の建付けに細かい税務要件はなく、</w:t>
+            </w:r>
+            <w:r>
+              <w:rPr>
+                <w:rFonts w:ascii="Yu Gothic" w:hAnsi="Yu Gothic" w:eastAsia="Yu Gothic"/>
+                <w:b/>
+                <w:sz w:val="17"/>
+              </w:rPr>
+              <w:t>全従業員が利用できる内容にするのが良い</w:t>
+            </w:r>
+          </w:p>
+        </w:tc>
+        <w:tc>
+          <w:tcPr>
+            <w:tcW w:type="dxa" w:w="2880"/>
+          </w:tcPr>
+          <w:p>
+            <w:r/>
+            <w:r>
+              <w:rPr>
+                <w:rFonts w:ascii="Yu Gothic" w:hAnsi="Yu Gothic" w:eastAsia="Yu Gothic"/>
+                <w:b w:val="0"/>
+                <w:sz w:val="17"/>
+              </w:rPr>
+              <w:t>契約書第2条3項(全従業員を利用資格者とする)・利用規程第2条で担保済み</w:t>
+            </w:r>
+          </w:p>
+        </w:tc>
+      </w:tr>
+      <w:tr>
+        <w:tc>
+          <w:tcPr>
+            <w:tcW w:type="dxa" w:w="2880"/>
+          </w:tcPr>
+          <w:p>
+            <w:r/>
+            <w:r>
+              <w:rPr>
+                <w:rFonts w:ascii="Yu Gothic" w:hAnsi="Yu Gothic" w:eastAsia="Yu Gothic"/>
+                <w:b w:val="0"/>
+                <w:sz w:val="17"/>
+              </w:rPr>
+              <w:t>入会金なし月額プラン</w:t>
+            </w:r>
+          </w:p>
+        </w:tc>
+        <w:tc>
+          <w:tcPr>
+            <w:tcW w:type="dxa" w:w="2880"/>
+          </w:tcPr>
+          <w:p>
+            <w:r/>
+            <w:r>
+              <w:rPr>
+                <w:rFonts w:ascii="Yu Gothic" w:hAnsi="Yu Gothic" w:eastAsia="Yu Gothic"/>
+                <w:b w:val="0"/>
+                <w:sz w:val="17"/>
+              </w:rPr>
+              <w:t>月額のみでも、</w:t>
+            </w:r>
+            <w:r>
+              <w:rPr>
+                <w:rFonts w:ascii="Yu Gothic" w:hAnsi="Yu Gothic" w:eastAsia="Yu Gothic"/>
+                <w:b/>
+                <w:sz w:val="17"/>
+              </w:rPr>
+              <w:t>顧客側で「誰でも利用できる」社内規定を作成すれば福利厚生費計上は可能</w:t>
+            </w:r>
+            <w:r>
+              <w:rPr>
+                <w:rFonts w:ascii="Yu Gothic" w:hAnsi="Yu Gothic" w:eastAsia="Yu Gothic"/>
+                <w:b w:val="0"/>
+                <w:sz w:val="17"/>
+              </w:rPr>
+              <w:t>。特定の者のみの利用は給与課税リスク</w:t>
+            </w:r>
+          </w:p>
+        </w:tc>
+        <w:tc>
+          <w:tcPr>
+            <w:tcW w:type="dxa" w:w="2880"/>
+          </w:tcPr>
+          <w:p>
+            <w:r/>
+            <w:r>
+              <w:rPr>
+                <w:rFonts w:ascii="Yu Gothic" w:hAnsi="Yu Gothic" w:eastAsia="Yu Gothic"/>
+                <w:b w:val="0"/>
+                <w:sz w:val="17"/>
+              </w:rPr>
+              <w:t>入会金なしの設計を維持。利用規程ひな形の提供を必須運用とする</w:t>
+            </w:r>
+          </w:p>
+        </w:tc>
+      </w:tr>
+      <w:tr>
+        <w:tc>
+          <w:tcPr>
+            <w:tcW w:type="dxa" w:w="2880"/>
+          </w:tcPr>
+          <w:p>
+            <w:r/>
+            <w:r>
+              <w:rPr>
+                <w:rFonts w:ascii="Yu Gothic" w:hAnsi="Yu Gothic" w:eastAsia="Yu Gothic"/>
+                <w:b w:val="0"/>
+                <w:sz w:val="17"/>
+              </w:rPr>
+              <w:t>会社負担額の水準</w:t>
+            </w:r>
+          </w:p>
+        </w:tc>
+        <w:tc>
+          <w:tcPr>
+            <w:tcW w:type="dxa" w:w="2880"/>
+          </w:tcPr>
+          <w:p>
+            <w:r/>
+            <w:r>
+              <w:rPr>
+                <w:rFonts w:ascii="Yu Gothic" w:hAnsi="Yu Gothic" w:eastAsia="Yu Gothic"/>
+                <w:b w:val="0"/>
+                <w:sz w:val="17"/>
+              </w:rPr>
+              <w:t>要件は「社会通念上妥当な金額の範囲」。</w:t>
+            </w:r>
+            <w:r>
+              <w:rPr>
+                <w:rFonts w:ascii="Yu Gothic" w:hAnsi="Yu Gothic" w:eastAsia="Yu Gothic"/>
+                <w:b/>
+                <w:sz w:val="17"/>
+              </w:rPr>
+              <w:t>1人あたり月7,500円程度は妥当な範囲</w:t>
+            </w:r>
+            <w:r>
+              <w:rPr>
+                <w:rFonts w:ascii="Yu Gothic" w:hAnsi="Yu Gothic" w:eastAsia="Yu Gothic"/>
+                <w:b w:val="0"/>
+                <w:sz w:val="17"/>
+              </w:rPr>
+              <w:t>。金額の明確な基準はない</w:t>
+            </w:r>
+          </w:p>
+        </w:tc>
+        <w:tc>
+          <w:tcPr>
+            <w:tcW w:type="dxa" w:w="2880"/>
+          </w:tcPr>
+          <w:p>
+            <w:r/>
+            <w:r>
+              <w:rPr>
+                <w:rFonts w:ascii="Yu Gothic" w:hAnsi="Yu Gothic" w:eastAsia="Yu Gothic"/>
+                <w:b w:val="0"/>
+                <w:sz w:val="17"/>
+              </w:rPr>
+              <w:t>請求書は人数割単価を明示(1-2-3参照)</w:t>
+            </w:r>
+          </w:p>
+        </w:tc>
+      </w:tr>
+      <w:tr>
+        <w:tc>
+          <w:tcPr>
+            <w:tcW w:type="dxa" w:w="2880"/>
+          </w:tcPr>
+          <w:p>
+            <w:r/>
+            <w:r>
+              <w:rPr>
+                <w:rFonts w:ascii="Yu Gothic" w:hAnsi="Yu Gothic" w:eastAsia="Yu Gothic"/>
+                <w:b w:val="0"/>
+                <w:sz w:val="17"/>
+              </w:rPr>
+              <w:t>顧客側の勘定科目</w:t>
+            </w:r>
+          </w:p>
+        </w:tc>
+        <w:tc>
+          <w:tcPr>
+            <w:tcW w:type="dxa" w:w="2880"/>
+          </w:tcPr>
+          <w:p>
+            <w:r/>
+            <w:r>
+              <w:rPr>
+                <w:rFonts w:ascii="Yu Gothic" w:hAnsi="Yu Gothic" w:eastAsia="Yu Gothic"/>
+                <w:b w:val="0"/>
+                <w:sz w:val="17"/>
+              </w:rPr>
+              <w:t>交際費は年800万円の損金限度があるため、</w:t>
+            </w:r>
+            <w:r>
+              <w:rPr>
+                <w:rFonts w:ascii="Yu Gothic" w:hAnsi="Yu Gothic" w:eastAsia="Yu Gothic"/>
+                <w:b/>
+                <w:sz w:val="17"/>
+              </w:rPr>
+              <w:t>福利厚生費で処理できるよう当社側の体裁を整えるのが良い</w:t>
+            </w:r>
+          </w:p>
+        </w:tc>
+        <w:tc>
+          <w:tcPr>
+            <w:tcW w:type="dxa" w:w="2880"/>
+          </w:tcPr>
+          <w:p>
+            <w:r/>
+            <w:r>
+              <w:rPr>
+                <w:rFonts w:ascii="Yu Gothic" w:hAnsi="Yu Gothic" w:eastAsia="Yu Gothic"/>
+                <w:b w:val="0"/>
+                <w:sz w:val="17"/>
+              </w:rPr>
+              <w:t>税務3点セットがその体裁。継続提供</w:t>
+            </w:r>
+          </w:p>
+        </w:tc>
+      </w:tr>
+      <w:tr>
+        <w:tc>
+          <w:tcPr>
+            <w:tcW w:type="dxa" w:w="2880"/>
+          </w:tcPr>
+          <w:p>
+            <w:r/>
+            <w:r>
+              <w:rPr>
+                <w:rFonts w:ascii="Yu Gothic" w:hAnsi="Yu Gothic" w:eastAsia="Yu Gothic"/>
+                <w:b w:val="0"/>
+                <w:sz w:val="17"/>
+              </w:rPr>
+              <w:t>当社側の収益計上</w:t>
+            </w:r>
+          </w:p>
+        </w:tc>
+        <w:tc>
+          <w:tcPr>
+            <w:tcW w:type="dxa" w:w="2880"/>
+          </w:tcPr>
+          <w:p>
+            <w:r/>
+            <w:r>
+              <w:rPr>
+                <w:rFonts w:ascii="Yu Gothic" w:hAnsi="Yu Gothic" w:eastAsia="Yu Gothic"/>
+                <w:b w:val="0"/>
+                <w:sz w:val="17"/>
+              </w:rPr>
+              <w:t>年会費等の一括受領は</w:t>
+            </w:r>
+            <w:r>
+              <w:rPr>
+                <w:rFonts w:ascii="Yu Gothic" w:hAnsi="Yu Gothic" w:eastAsia="Yu Gothic"/>
+                <w:b/>
+                <w:sz w:val="17"/>
+              </w:rPr>
+              <w:t>期間按分</w:t>
+            </w:r>
+            <w:r>
+              <w:rPr>
+                <w:rFonts w:ascii="Yu Gothic" w:hAnsi="Yu Gothic" w:eastAsia="Yu Gothic"/>
+                <w:b w:val="0"/>
+                <w:sz w:val="17"/>
+              </w:rPr>
+              <w:t>。例: 1/1受領の年会費12,000円(対象1〜12月)→当社6月決算では6,000円が売上・6,000円が前受金</w:t>
+            </w:r>
+          </w:p>
+        </w:tc>
+        <w:tc>
+          <w:tcPr>
+            <w:tcW w:type="dxa" w:w="2880"/>
+          </w:tcPr>
+          <w:p>
+            <w:r/>
+            <w:r>
+              <w:rPr>
+                <w:rFonts w:ascii="Yu Gothic" w:hAnsi="Yu Gothic" w:eastAsia="Yu Gothic"/>
+                <w:b w:val="0"/>
+                <w:sz w:val="17"/>
+              </w:rPr>
+              <w:t>割引カード年会費・回数券は前受金管理(経理メモ)</w:t>
+            </w:r>
+          </w:p>
+        </w:tc>
+      </w:tr>
+      <w:tr>
+        <w:tc>
+          <w:tcPr>
+            <w:tcW w:type="dxa" w:w="2880"/>
+          </w:tcPr>
+          <w:p>
+            <w:r/>
+            <w:r>
+              <w:rPr>
+                <w:rFonts w:ascii="Yu Gothic" w:hAnsi="Yu Gothic" w:eastAsia="Yu Gothic"/>
+                <w:b w:val="0"/>
+                <w:sz w:val="17"/>
+              </w:rPr>
+              <w:t>営業上の税務説明</w:t>
+            </w:r>
+          </w:p>
+        </w:tc>
+        <w:tc>
+          <w:tcPr>
+            <w:tcW w:type="dxa" w:w="2880"/>
+          </w:tcPr>
+          <w:p>
+            <w:r/>
+            <w:r>
+              <w:rPr>
+                <w:rFonts w:ascii="Yu Gothic" w:hAnsi="Yu Gothic" w:eastAsia="Yu Gothic"/>
+                <w:b w:val="0"/>
+                <w:sz w:val="17"/>
+              </w:rPr>
+              <w:t>営業資料は</w:t>
+            </w:r>
+            <w:r>
+              <w:rPr>
+                <w:rFonts w:ascii="Yu Gothic" w:hAnsi="Yu Gothic" w:eastAsia="Yu Gothic"/>
+                <w:b/>
+                <w:sz w:val="17"/>
+              </w:rPr>
+              <w:t>税理士が事前確認</w:t>
+            </w:r>
+            <w:r>
+              <w:rPr>
+                <w:rFonts w:ascii="Yu Gothic" w:hAnsi="Yu Gothic" w:eastAsia="Yu Gothic"/>
+                <w:b w:val="0"/>
+                <w:sz w:val="17"/>
+              </w:rPr>
+              <w:t>(税理士法上の線引き)</w:t>
+            </w:r>
+          </w:p>
+        </w:tc>
+        <w:tc>
+          <w:tcPr>
+            <w:tcW w:type="dxa" w:w="2880"/>
+          </w:tcPr>
+          <w:p>
+            <w:r/>
+            <w:r>
+              <w:rPr>
+                <w:rFonts w:ascii="Yu Gothic" w:hAnsi="Yu Gothic" w:eastAsia="Yu Gothic"/>
+                <w:b w:val="0"/>
+                <w:sz w:val="17"/>
+              </w:rPr>
+              <w:t>本パック・設置ガイドは配布前に税理士へ送付し確認を受ける(必須)</w:t>
+            </w:r>
+          </w:p>
+        </w:tc>
+      </w:tr>
+    </w:tbl>
+    <w:p>
+      <w:pPr>
+        <w:spacing w:after="20"/>
+      </w:pPr>
+    </w:p>
+    <w:p>
+      <w:pPr>
+        <w:spacing w:after="40"/>
+        <w:ind w:left="283"/>
+      </w:pPr>
+      <w:r>
+        <w:rPr>
+          <w:rFonts w:ascii="Yu Gothic" w:hAnsi="Yu Gothic" w:eastAsia="Yu Gothic"/>
+          <w:b w:val="0"/>
+          <w:color w:val="555555"/>
+          <w:sz w:val="19"/>
+        </w:rPr>
+        <w:t>【重要】上記は税務上の回答。</w:t>
+      </w:r>
+      <w:r>
+        <w:rPr>
+          <w:rFonts w:ascii="Yu Gothic" w:hAnsi="Yu Gothic" w:eastAsia="Yu Gothic"/>
+          <w:b/>
+          <w:color w:val="555555"/>
+          <w:sz w:val="19"/>
+        </w:rPr>
+        <w:t>社会保険(現物給与の評価)は別基準で社労士に確認中</w:t>
+      </w:r>
+      <w:r>
+        <w:rPr>
+          <w:rFonts w:ascii="Yu Gothic" w:hAnsi="Yu Gothic" w:eastAsia="Yu Gothic"/>
+          <w:b w:val="0"/>
+          <w:color w:val="555555"/>
+          <w:sz w:val="19"/>
+        </w:rPr>
+        <w:t>。</w:t>
+      </w:r>
+    </w:p>
+    <w:p>
+      <w:pPr>
+        <w:spacing w:before="120" w:after="20"/>
+      </w:pPr>
+      <w:r>
+        <w:rPr>
+          <w:rFonts w:ascii="Yu Gothic" w:hAnsi="Yu Gothic" w:eastAsia="Yu Gothic"/>
+          <w:b/>
+          <w:color w:val="2E7D32"/>
+          <w:sz w:val="22"/>
+        </w:rPr>
+        <w:t>■ 1-2-3. 請求書の表記ルール(税理士回答を受けた運用)</w:t>
+      </w:r>
+    </w:p>
+    <w:p>
+      <w:pPr>
+        <w:pStyle w:val="ListBullet"/>
+        <w:spacing w:after="20"/>
+      </w:pPr>
+      <w:r>
+        <w:rPr>
+          <w:rFonts w:ascii="Yu Gothic" w:hAnsi="Yu Gothic" w:eastAsia="Yu Gothic"/>
+          <w:b w:val="0"/>
+          <w:sz w:val="21"/>
+        </w:rPr>
+        <w:t>貸切(貴社サウナデー)の請求書には、</w:t>
+      </w:r>
+      <w:r>
+        <w:rPr>
+          <w:rFonts w:ascii="Yu Gothic" w:hAnsi="Yu Gothic" w:eastAsia="Yu Gothic"/>
+          <w:b/>
+          <w:sz w:val="21"/>
+        </w:rPr>
+        <w:t>総額とあわせて人数割の単価を明示</w:t>
+      </w:r>
+      <w:r>
+        <w:rPr>
+          <w:rFonts w:ascii="Yu Gothic" w:hAnsi="Yu Gothic" w:eastAsia="Yu Gothic"/>
+          <w:b w:val="0"/>
+          <w:sz w:val="21"/>
+        </w:rPr>
+        <w:t>する(例: 「サウナデー貸切料 25,000円(参加10名・1名あたり2,500円)」)。</w:t>
+      </w:r>
+    </w:p>
+    <w:p>
+      <w:pPr>
+        <w:pStyle w:val="ListBullet"/>
+        <w:spacing w:after="20"/>
+      </w:pPr>
+      <w:r>
+        <w:rPr>
+          <w:rFonts w:ascii="Yu Gothic" w:hAnsi="Yu Gothic" w:eastAsia="Yu Gothic"/>
+          <w:b w:val="0"/>
+          <w:sz w:val="21"/>
+        </w:rPr>
+        <w:t>1人あたり負担額が</w:t>
+      </w:r>
+      <w:r>
+        <w:rPr>
+          <w:rFonts w:ascii="Yu Gothic" w:hAnsi="Yu Gothic" w:eastAsia="Yu Gothic"/>
+          <w:b/>
+          <w:sz w:val="21"/>
+        </w:rPr>
+        <w:t>月7,500円程度まで</w:t>
+      </w:r>
+      <w:r>
+        <w:rPr>
+          <w:rFonts w:ascii="Yu Gothic" w:hAnsi="Yu Gothic" w:eastAsia="Yu Gothic"/>
+          <w:b w:val="0"/>
+          <w:sz w:val="21"/>
+        </w:rPr>
+        <w:t>に収まる構成を推奨レンジとして案内(社会通念上妥当との税理士見解)。これを超える構成は個別に税理士へ確認。</w:t>
       </w:r>
     </w:p>
     <w:p>
